--- a/documentatie/technischOntwerp.docx
+++ b/documentatie/technischOntwerp.docx
@@ -141,7 +141,7 @@
           <w:b/>
           <w:bCs/>
         </w:rPr>
-        <w:t>Beheersysteem (HQ-only, inloggen vereist) voor Filmgegevens, Vertoningsadministratie, Gebruikers &amp; Rechten, en optioneel Kaartverkoopadministratie.</w:t>
+        <w:t>Beheersysteem (HQ-only, inloggen) voor Filmgegevens, Vertoningsadministratie, Gebruikers &amp; Rechten, en optioneel Kaartverkoopadministratie.</w:t>
       </w:r>
     </w:p>
     <w:p>
@@ -435,6 +435,14 @@
           <w:bCs/>
           <w:lang w:val="en-US"/>
         </w:rPr>
+        <w:t>**</w:t>
+      </w:r>
+      <w:r>
+        <w:rPr>
+          <w:b/>
+          <w:bCs/>
+          <w:lang w:val="en-US"/>
+        </w:rPr>
         <w:t xml:space="preserve">Logging/Monitoring: Monolog → files + centrale aggregator (bijv. </w:t>
       </w:r>
       <w:r>
@@ -447,6 +455,15 @@
     </w:p>
     <w:p>
       <w:pPr>
+        <w:ind w:left="360"/>
+        <w:rPr>
+          <w:b/>
+          <w:bCs/>
+        </w:rPr>
+      </w:pPr>
+    </w:p>
+    <w:p>
+      <w:pPr>
         <w:numPr>
           <w:ilvl w:val="0"/>
           <w:numId w:val="5"/>
@@ -463,7 +480,6 @@
           <w:bCs/>
           <w:lang w:val="en-US"/>
         </w:rPr>
-        <w:lastRenderedPageBreak/>
         <w:t>Deployment: GitHub → CI (GitHub Actions) → staging → productie via zero-downtime (Laravel Vapor/Forge of Docker + ECS).</w:t>
       </w:r>
     </w:p>
@@ -658,6 +674,14 @@
           <w:bCs/>
           <w:lang w:val="en-US"/>
         </w:rPr>
+        <w:t>**</w:t>
+      </w:r>
+      <w:r>
+        <w:rPr>
+          <w:b/>
+          <w:bCs/>
+          <w:lang w:val="en-US"/>
+        </w:rPr>
         <w:t>Auth: Email+password (bcrypt/argon2id), sessions, CSRF-protectie, brute-force throttling.</w:t>
       </w:r>
     </w:p>
@@ -772,6 +796,13 @@
           <w:b/>
           <w:bCs/>
         </w:rPr>
+        <w:t>**</w:t>
+      </w:r>
+      <w:r>
+        <w:rPr>
+          <w:b/>
+          <w:bCs/>
+        </w:rPr>
         <w:t>4. Niet-functionele eisen (NFR)</w:t>
       </w:r>
     </w:p>
@@ -924,480 +955,524 @@
           <w:b/>
           <w:bCs/>
         </w:rPr>
+        <w:t>venues (vestigingen)</w:t>
+      </w:r>
+      <w:r>
+        <w:rPr>
+          <w:b/>
+          <w:bCs/>
+        </w:rPr>
+        <w:t xml:space="preserve"> (optie)</w:t>
+      </w:r>
+    </w:p>
+    <w:p>
+      <w:pPr>
+        <w:numPr>
+          <w:ilvl w:val="0"/>
+          <w:numId w:val="9"/>
+        </w:numPr>
+        <w:rPr>
+          <w:b/>
+          <w:bCs/>
+          <w:lang w:val="en-US"/>
+        </w:rPr>
+      </w:pPr>
+      <w:r>
+        <w:rPr>
+          <w:b/>
+          <w:bCs/>
+          <w:lang w:val="en-US"/>
+        </w:rPr>
+        <w:t>id (PK), name, slug, address, city, lat, lng, phone, email, timezone</w:t>
+      </w:r>
+    </w:p>
+    <w:p>
+      <w:pPr>
+        <w:rPr>
+          <w:b/>
+          <w:bCs/>
+        </w:rPr>
+      </w:pPr>
+      <w:r>
+        <w:rPr>
+          <w:b/>
+          <w:bCs/>
+        </w:rPr>
+        <w:t>films</w:t>
+      </w:r>
+      <w:r>
+        <w:rPr>
+          <w:b/>
+          <w:bCs/>
+        </w:rPr>
+        <w:t xml:space="preserve"> via api</w:t>
+      </w:r>
+    </w:p>
+    <w:p>
+      <w:pPr>
+        <w:numPr>
+          <w:ilvl w:val="0"/>
+          <w:numId w:val="10"/>
+        </w:numPr>
+        <w:rPr>
+          <w:b/>
+          <w:bCs/>
+          <w:lang w:val="en-US"/>
+        </w:rPr>
+      </w:pPr>
+      <w:r>
+        <w:rPr>
+          <w:b/>
+          <w:bCs/>
+          <w:lang w:val="en-US"/>
+        </w:rPr>
+        <w:t>id (PK), tmdb_id (unique), title, overview, runtime_min, release_date, min_price, poster_url, backdrop_url, trailer_url, rating</w:t>
+      </w:r>
+    </w:p>
+    <w:p>
+      <w:pPr>
+        <w:rPr>
+          <w:b/>
+          <w:bCs/>
+        </w:rPr>
+      </w:pPr>
+      <w:r>
+        <w:rPr>
+          <w:b/>
+          <w:bCs/>
+        </w:rPr>
+        <w:t>genres</w:t>
+      </w:r>
+      <w:r>
+        <w:rPr>
+          <w:b/>
+          <w:bCs/>
+        </w:rPr>
+        <w:t xml:space="preserve"> via api</w:t>
+      </w:r>
+    </w:p>
+    <w:p>
+      <w:pPr>
+        <w:numPr>
+          <w:ilvl w:val="0"/>
+          <w:numId w:val="11"/>
+        </w:numPr>
+        <w:rPr>
+          <w:b/>
+          <w:bCs/>
+        </w:rPr>
+      </w:pPr>
+      <w:r>
+        <w:rPr>
+          <w:b/>
+          <w:bCs/>
+        </w:rPr>
+        <w:t>id, name</w:t>
+      </w:r>
+    </w:p>
+    <w:p>
+      <w:pPr>
+        <w:rPr>
+          <w:b/>
+          <w:bCs/>
+        </w:rPr>
+      </w:pPr>
+      <w:r>
+        <w:rPr>
+          <w:b/>
+          <w:bCs/>
+        </w:rPr>
+        <w:t xml:space="preserve">film_genre </w:t>
+      </w:r>
+      <w:r>
+        <w:rPr>
+          <w:b/>
+          <w:bCs/>
+        </w:rPr>
+        <w:t xml:space="preserve">via api </w:t>
+      </w:r>
+    </w:p>
+    <w:p>
+      <w:pPr>
+        <w:numPr>
+          <w:ilvl w:val="0"/>
+          <w:numId w:val="12"/>
+        </w:numPr>
+        <w:rPr>
+          <w:b/>
+          <w:bCs/>
+        </w:rPr>
+      </w:pPr>
+      <w:r>
+        <w:rPr>
+          <w:b/>
+          <w:bCs/>
+        </w:rPr>
+        <w:t>film_id (FK), genre_id (FK)</w:t>
+      </w:r>
+    </w:p>
+    <w:p>
+      <w:pPr>
+        <w:rPr>
+          <w:b/>
+          <w:bCs/>
+        </w:rPr>
+      </w:pPr>
+      <w:r>
+        <w:rPr>
+          <w:b/>
+          <w:bCs/>
+        </w:rPr>
+        <w:t>people</w:t>
+      </w:r>
+    </w:p>
+    <w:p>
+      <w:pPr>
+        <w:rPr>
+          <w:b/>
+          <w:bCs/>
+        </w:rPr>
+      </w:pPr>
+      <w:r>
+        <w:rPr>
+          <w:b/>
+          <w:bCs/>
+        </w:rPr>
+        <w:t xml:space="preserve">The movie data base </w:t>
+      </w:r>
+    </w:p>
+    <w:p>
+      <w:pPr>
+        <w:numPr>
+          <w:ilvl w:val="0"/>
+          <w:numId w:val="13"/>
+        </w:numPr>
+        <w:rPr>
+          <w:b/>
+          <w:bCs/>
+          <w:lang w:val="en-US"/>
+        </w:rPr>
+      </w:pPr>
+      <w:r>
+        <w:rPr>
+          <w:b/>
+          <w:bCs/>
+          <w:lang w:val="en-US"/>
+        </w:rPr>
+        <w:t>id, tmdb_id, name, profile_url, role_type (actor/director)</w:t>
+      </w:r>
+    </w:p>
+    <w:p>
+      <w:pPr>
+        <w:rPr>
+          <w:b/>
+          <w:bCs/>
+        </w:rPr>
+      </w:pPr>
+      <w:r>
+        <w:rPr>
+          <w:b/>
+          <w:bCs/>
+        </w:rPr>
+        <w:t>film_person (pivot)</w:t>
+      </w:r>
+    </w:p>
+    <w:p>
+      <w:pPr>
+        <w:numPr>
+          <w:ilvl w:val="0"/>
+          <w:numId w:val="14"/>
+        </w:numPr>
+        <w:rPr>
+          <w:b/>
+          <w:bCs/>
+          <w:lang w:val="en-US"/>
+        </w:rPr>
+      </w:pPr>
+      <w:r>
+        <w:rPr>
+          <w:b/>
+          <w:bCs/>
+          <w:lang w:val="en-US"/>
+        </w:rPr>
+        <w:t>film_id, person_id, character (nullable)</w:t>
+      </w:r>
+    </w:p>
+    <w:p>
+      <w:pPr>
+        <w:rPr>
+          <w:b/>
+          <w:bCs/>
+        </w:rPr>
+      </w:pPr>
+      <w:r>
+        <w:rPr>
+          <w:b/>
+          <w:bCs/>
+        </w:rPr>
+        <w:t>screens (zalen per vestiging)</w:t>
+      </w:r>
+    </w:p>
+    <w:p>
+      <w:pPr>
+        <w:numPr>
+          <w:ilvl w:val="0"/>
+          <w:numId w:val="15"/>
+        </w:numPr>
+        <w:rPr>
+          <w:b/>
+          <w:bCs/>
+          <w:lang w:val="en-US"/>
+        </w:rPr>
+      </w:pPr>
+      <w:r>
+        <w:rPr>
+          <w:b/>
+          <w:bCs/>
+          <w:lang w:val="en-US"/>
+        </w:rPr>
+        <w:t>id, venue_id (FK), name, seat_map_json (grid/SVG), capacity</w:t>
+      </w:r>
+    </w:p>
+    <w:p>
+      <w:pPr>
+        <w:rPr>
+          <w:b/>
+          <w:bCs/>
+        </w:rPr>
+      </w:pPr>
+      <w:r>
+        <w:rPr>
+          <w:b/>
+          <w:bCs/>
+        </w:rPr>
+        <w:t>showtimes (vertoningen)</w:t>
+      </w:r>
+      <w:r>
+        <w:rPr>
+          <w:b/>
+          <w:bCs/>
+        </w:rPr>
+        <w:t xml:space="preserve"> via api </w:t>
+      </w:r>
+    </w:p>
+    <w:p>
+      <w:pPr>
+        <w:numPr>
+          <w:ilvl w:val="0"/>
+          <w:numId w:val="16"/>
+        </w:numPr>
+        <w:rPr>
+          <w:b/>
+          <w:bCs/>
+          <w:lang w:val="en-US"/>
+        </w:rPr>
+      </w:pPr>
+      <w:r>
+        <w:rPr>
+          <w:b/>
+          <w:bCs/>
+          <w:lang w:val="en-US"/>
+        </w:rPr>
+        <w:t>id, film_id (FK), venue_id (FK), screen_id (FK), starts_at (datetime), ends_at (datetime), base_price, status (planned/on_sale/cancelled)</w:t>
+      </w:r>
+    </w:p>
+    <w:p>
+      <w:pPr>
+        <w:rPr>
+          <w:b/>
+          <w:bCs/>
+        </w:rPr>
+      </w:pPr>
+      <w:r>
+        <w:rPr>
+          <w:b/>
+          <w:bCs/>
+        </w:rPr>
+        <w:t>users</w:t>
+      </w:r>
+    </w:p>
+    <w:p>
+      <w:pPr>
+        <w:numPr>
+          <w:ilvl w:val="0"/>
+          <w:numId w:val="17"/>
+        </w:numPr>
+        <w:rPr>
+          <w:b/>
+          <w:bCs/>
+          <w:lang w:val="en-US"/>
+        </w:rPr>
+      </w:pPr>
+      <w:r>
+        <w:rPr>
+          <w:b/>
+          <w:bCs/>
+          <w:lang w:val="en-US"/>
+        </w:rPr>
+        <w:t>id, name, email (unique), password_hash, role (admin/editor/viewer), venue_id (nullable voor HQ)</w:t>
+      </w:r>
+    </w:p>
+    <w:p>
+      <w:pPr>
+        <w:rPr>
+          <w:b/>
+          <w:bCs/>
+        </w:rPr>
+      </w:pPr>
+      <w:r>
+        <w:rPr>
+          <w:b/>
+          <w:bCs/>
+        </w:rPr>
+        <w:t>permissions</w:t>
+      </w:r>
+    </w:p>
+    <w:p>
+      <w:pPr>
+        <w:numPr>
+          <w:ilvl w:val="0"/>
+          <w:numId w:val="18"/>
+        </w:numPr>
+        <w:rPr>
+          <w:b/>
+          <w:bCs/>
+          <w:lang w:val="en-US"/>
+        </w:rPr>
+      </w:pPr>
+      <w:r>
+        <w:rPr>
+          <w:b/>
+          <w:bCs/>
+          <w:lang w:val="en-US"/>
+        </w:rPr>
+        <w:t>id, key (e.g. films.read), description</w:t>
+      </w:r>
+    </w:p>
+    <w:p>
+      <w:pPr>
+        <w:rPr>
+          <w:b/>
+          <w:bCs/>
+        </w:rPr>
+      </w:pPr>
+      <w:r>
+        <w:rPr>
+          <w:b/>
+          <w:bCs/>
+        </w:rPr>
+        <w:t>user_permission (pivot)</w:t>
+      </w:r>
+    </w:p>
+    <w:p>
+      <w:pPr>
+        <w:numPr>
+          <w:ilvl w:val="0"/>
+          <w:numId w:val="19"/>
+        </w:numPr>
+        <w:rPr>
+          <w:b/>
+          <w:bCs/>
+        </w:rPr>
+      </w:pPr>
+      <w:r>
+        <w:rPr>
+          <w:b/>
+          <w:bCs/>
+        </w:rPr>
+        <w:t>user_id, permission_id</w:t>
+      </w:r>
+    </w:p>
+    <w:p>
+      <w:pPr>
+        <w:rPr>
+          <w:b/>
+          <w:bCs/>
+        </w:rPr>
+      </w:pPr>
+      <w:r>
+        <w:rPr>
+          <w:b/>
+          <w:bCs/>
+        </w:rPr>
+        <w:t>orders</w:t>
+      </w:r>
+    </w:p>
+    <w:p>
+      <w:pPr>
+        <w:numPr>
+          <w:ilvl w:val="0"/>
+          <w:numId w:val="20"/>
+        </w:numPr>
+        <w:rPr>
+          <w:b/>
+          <w:bCs/>
+          <w:lang w:val="en-US"/>
+        </w:rPr>
+      </w:pPr>
+      <w:r>
+        <w:rPr>
+          <w:b/>
+          <w:bCs/>
+          <w:lang w:val="en-US"/>
+        </w:rPr>
         <w:lastRenderedPageBreak/>
-        <w:t>venues (vestigingen)</w:t>
-      </w:r>
-      <w:r>
-        <w:rPr>
-          <w:b/>
-          <w:bCs/>
-        </w:rPr>
-        <w:t xml:space="preserve"> (optie)</w:t>
-      </w:r>
-    </w:p>
-    <w:p>
-      <w:pPr>
-        <w:numPr>
-          <w:ilvl w:val="0"/>
-          <w:numId w:val="9"/>
-        </w:numPr>
-        <w:rPr>
-          <w:b/>
-          <w:bCs/>
-          <w:lang w:val="en-US"/>
-        </w:rPr>
-      </w:pPr>
-      <w:r>
-        <w:rPr>
-          <w:b/>
-          <w:bCs/>
-          <w:lang w:val="en-US"/>
-        </w:rPr>
-        <w:t>id (PK), name, slug, address, city, lat, lng, phone, email, timezone</w:t>
-      </w:r>
-    </w:p>
-    <w:p>
-      <w:pPr>
-        <w:rPr>
-          <w:b/>
-          <w:bCs/>
-        </w:rPr>
-      </w:pPr>
-      <w:r>
-        <w:rPr>
-          <w:b/>
-          <w:bCs/>
-        </w:rPr>
-        <w:t>films</w:t>
-      </w:r>
-      <w:r>
-        <w:rPr>
-          <w:b/>
-          <w:bCs/>
-        </w:rPr>
-        <w:t xml:space="preserve"> via api</w:t>
-      </w:r>
-    </w:p>
-    <w:p>
-      <w:pPr>
-        <w:numPr>
-          <w:ilvl w:val="0"/>
-          <w:numId w:val="10"/>
-        </w:numPr>
-        <w:rPr>
-          <w:b/>
-          <w:bCs/>
-          <w:lang w:val="en-US"/>
-        </w:rPr>
-      </w:pPr>
-      <w:r>
-        <w:rPr>
-          <w:b/>
-          <w:bCs/>
-          <w:lang w:val="en-US"/>
-        </w:rPr>
-        <w:t>id (PK), tmdb_id (unique), title, overview, runtime_min, release_date, min_price, poster_url, backdrop_url, trailer_url, rating</w:t>
-      </w:r>
-    </w:p>
-    <w:p>
-      <w:pPr>
-        <w:rPr>
-          <w:b/>
-          <w:bCs/>
-        </w:rPr>
-      </w:pPr>
-      <w:r>
-        <w:rPr>
-          <w:b/>
-          <w:bCs/>
-        </w:rPr>
-        <w:t>genres</w:t>
-      </w:r>
-      <w:r>
-        <w:rPr>
-          <w:b/>
-          <w:bCs/>
-        </w:rPr>
-        <w:t xml:space="preserve"> via api</w:t>
-      </w:r>
-    </w:p>
-    <w:p>
-      <w:pPr>
-        <w:numPr>
-          <w:ilvl w:val="0"/>
-          <w:numId w:val="11"/>
-        </w:numPr>
-        <w:rPr>
-          <w:b/>
-          <w:bCs/>
-        </w:rPr>
-      </w:pPr>
-      <w:r>
-        <w:rPr>
-          <w:b/>
-          <w:bCs/>
-        </w:rPr>
-        <w:t>id, name</w:t>
-      </w:r>
-    </w:p>
-    <w:p>
-      <w:pPr>
-        <w:rPr>
-          <w:b/>
-          <w:bCs/>
-        </w:rPr>
-      </w:pPr>
-      <w:r>
-        <w:rPr>
-          <w:b/>
-          <w:bCs/>
-        </w:rPr>
-        <w:t xml:space="preserve">film_genre </w:t>
-      </w:r>
-      <w:r>
-        <w:rPr>
-          <w:b/>
-          <w:bCs/>
-        </w:rPr>
-        <w:t xml:space="preserve">via api </w:t>
-      </w:r>
-    </w:p>
-    <w:p>
-      <w:pPr>
-        <w:numPr>
-          <w:ilvl w:val="0"/>
-          <w:numId w:val="12"/>
-        </w:numPr>
-        <w:rPr>
-          <w:b/>
-          <w:bCs/>
-        </w:rPr>
-      </w:pPr>
-      <w:r>
-        <w:rPr>
-          <w:b/>
-          <w:bCs/>
-        </w:rPr>
-        <w:t>film_id (FK), genre_id (FK)</w:t>
-      </w:r>
-    </w:p>
-    <w:p>
-      <w:pPr>
-        <w:rPr>
-          <w:b/>
-          <w:bCs/>
-        </w:rPr>
-      </w:pPr>
-      <w:r>
-        <w:rPr>
-          <w:b/>
-          <w:bCs/>
-        </w:rPr>
-        <w:t>people</w:t>
-      </w:r>
-    </w:p>
-    <w:p>
-      <w:pPr>
-        <w:rPr>
-          <w:b/>
-          <w:bCs/>
-        </w:rPr>
-      </w:pPr>
-      <w:r>
-        <w:rPr>
-          <w:b/>
-          <w:bCs/>
-        </w:rPr>
-        <w:t xml:space="preserve">The movie data base </w:t>
-      </w:r>
-    </w:p>
-    <w:p>
-      <w:pPr>
-        <w:numPr>
-          <w:ilvl w:val="0"/>
-          <w:numId w:val="13"/>
-        </w:numPr>
-        <w:rPr>
-          <w:b/>
-          <w:bCs/>
-          <w:lang w:val="en-US"/>
-        </w:rPr>
-      </w:pPr>
-      <w:r>
-        <w:rPr>
-          <w:b/>
-          <w:bCs/>
-          <w:lang w:val="en-US"/>
-        </w:rPr>
-        <w:t>id, tmdb_id, name, profile_url, role_type (actor/director)</w:t>
-      </w:r>
-    </w:p>
-    <w:p>
-      <w:pPr>
-        <w:rPr>
-          <w:b/>
-          <w:bCs/>
-        </w:rPr>
-      </w:pPr>
-      <w:r>
-        <w:rPr>
-          <w:b/>
-          <w:bCs/>
-        </w:rPr>
-        <w:t>film_person (pivot)</w:t>
-      </w:r>
-    </w:p>
-    <w:p>
-      <w:pPr>
-        <w:numPr>
-          <w:ilvl w:val="0"/>
-          <w:numId w:val="14"/>
-        </w:numPr>
-        <w:rPr>
-          <w:b/>
-          <w:bCs/>
-          <w:lang w:val="en-US"/>
-        </w:rPr>
-      </w:pPr>
-      <w:r>
-        <w:rPr>
-          <w:b/>
-          <w:bCs/>
-          <w:lang w:val="en-US"/>
-        </w:rPr>
-        <w:t>film_id, person_id, character (nullable)</w:t>
-      </w:r>
-    </w:p>
-    <w:p>
-      <w:pPr>
-        <w:rPr>
-          <w:b/>
-          <w:bCs/>
-        </w:rPr>
-      </w:pPr>
-      <w:r>
-        <w:rPr>
-          <w:b/>
-          <w:bCs/>
-        </w:rPr>
-        <w:t>screens (zalen per vestiging)</w:t>
-      </w:r>
-    </w:p>
-    <w:p>
-      <w:pPr>
-        <w:numPr>
-          <w:ilvl w:val="0"/>
-          <w:numId w:val="15"/>
-        </w:numPr>
-        <w:rPr>
-          <w:b/>
-          <w:bCs/>
-          <w:lang w:val="en-US"/>
-        </w:rPr>
-      </w:pPr>
-      <w:r>
-        <w:rPr>
-          <w:b/>
-          <w:bCs/>
-          <w:lang w:val="en-US"/>
-        </w:rPr>
-        <w:t>id, venue_id (FK), name, seat_map_json (grid/SVG), capacity</w:t>
-      </w:r>
-    </w:p>
-    <w:p>
-      <w:pPr>
-        <w:rPr>
-          <w:b/>
-          <w:bCs/>
-        </w:rPr>
-      </w:pPr>
-      <w:r>
-        <w:rPr>
-          <w:b/>
-          <w:bCs/>
-        </w:rPr>
-        <w:t>showtimes (vertoningen)</w:t>
-      </w:r>
-      <w:r>
-        <w:rPr>
-          <w:b/>
-          <w:bCs/>
-        </w:rPr>
-        <w:t xml:space="preserve"> via api </w:t>
-      </w:r>
-    </w:p>
-    <w:p>
-      <w:pPr>
-        <w:numPr>
-          <w:ilvl w:val="0"/>
-          <w:numId w:val="16"/>
-        </w:numPr>
-        <w:rPr>
-          <w:b/>
-          <w:bCs/>
-          <w:lang w:val="en-US"/>
-        </w:rPr>
-      </w:pPr>
-      <w:r>
-        <w:rPr>
-          <w:b/>
-          <w:bCs/>
-          <w:lang w:val="en-US"/>
-        </w:rPr>
-        <w:t>id, film_id (FK), venue_id (FK), screen_id (FK), starts_at (datetime), ends_at (datetime), base_price, status (planned/on_sale/cancelled)</w:t>
-      </w:r>
-    </w:p>
-    <w:p>
-      <w:pPr>
-        <w:rPr>
-          <w:b/>
-          <w:bCs/>
-        </w:rPr>
-      </w:pPr>
-      <w:r>
-        <w:rPr>
-          <w:b/>
-          <w:bCs/>
-        </w:rPr>
-        <w:t>users</w:t>
-      </w:r>
-    </w:p>
-    <w:p>
-      <w:pPr>
-        <w:numPr>
-          <w:ilvl w:val="0"/>
-          <w:numId w:val="17"/>
-        </w:numPr>
-        <w:rPr>
-          <w:b/>
-          <w:bCs/>
-          <w:lang w:val="en-US"/>
-        </w:rPr>
-      </w:pPr>
-      <w:r>
-        <w:rPr>
-          <w:b/>
-          <w:bCs/>
-          <w:lang w:val="en-US"/>
-        </w:rPr>
-        <w:t>id, name, email (unique), password_hash, role (admin/editor/viewer), venue_id (nullable voor HQ)</w:t>
-      </w:r>
-    </w:p>
-    <w:p>
-      <w:pPr>
-        <w:rPr>
-          <w:b/>
-          <w:bCs/>
-        </w:rPr>
-      </w:pPr>
-      <w:r>
-        <w:rPr>
-          <w:b/>
-          <w:bCs/>
-        </w:rPr>
-        <w:t>permissions</w:t>
-      </w:r>
-    </w:p>
-    <w:p>
-      <w:pPr>
-        <w:numPr>
-          <w:ilvl w:val="0"/>
-          <w:numId w:val="18"/>
-        </w:numPr>
-        <w:rPr>
-          <w:b/>
-          <w:bCs/>
-          <w:lang w:val="en-US"/>
-        </w:rPr>
-      </w:pPr>
-      <w:r>
-        <w:rPr>
-          <w:b/>
-          <w:bCs/>
-          <w:lang w:val="en-US"/>
-        </w:rPr>
-        <w:t>id, key (e.g. films.read), description</w:t>
-      </w:r>
-    </w:p>
-    <w:p>
-      <w:pPr>
-        <w:rPr>
-          <w:b/>
-          <w:bCs/>
-        </w:rPr>
-      </w:pPr>
-      <w:r>
-        <w:rPr>
-          <w:b/>
-          <w:bCs/>
-        </w:rPr>
-        <w:t>user_permission (pivot)</w:t>
-      </w:r>
-    </w:p>
-    <w:p>
-      <w:pPr>
-        <w:numPr>
-          <w:ilvl w:val="0"/>
-          <w:numId w:val="19"/>
-        </w:numPr>
-        <w:rPr>
-          <w:b/>
-          <w:bCs/>
-        </w:rPr>
-      </w:pPr>
-      <w:r>
-        <w:rPr>
-          <w:b/>
-          <w:bCs/>
-        </w:rPr>
-        <w:t>user_id, permission_id</w:t>
-      </w:r>
-    </w:p>
-    <w:p>
-      <w:pPr>
-        <w:rPr>
-          <w:b/>
-          <w:bCs/>
-        </w:rPr>
-      </w:pPr>
-      <w:r>
-        <w:rPr>
-          <w:b/>
-          <w:bCs/>
-        </w:rPr>
-        <w:t>orders</w:t>
-      </w:r>
-    </w:p>
-    <w:p>
-      <w:pPr>
-        <w:numPr>
-          <w:ilvl w:val="0"/>
-          <w:numId w:val="20"/>
-        </w:numPr>
-        <w:rPr>
-          <w:b/>
-          <w:bCs/>
-          <w:lang w:val="en-US"/>
-        </w:rPr>
-      </w:pPr>
-      <w:r>
-        <w:rPr>
-          <w:b/>
-          <w:bCs/>
-          <w:lang w:val="en-US"/>
-        </w:rPr>
-        <w:t xml:space="preserve">id, email, </w:t>
-      </w:r>
-      <w:proofErr w:type="spellStart"/>
-      <w:r>
-        <w:rPr>
-          <w:b/>
-          <w:bCs/>
-          <w:lang w:val="en-US"/>
-        </w:rPr>
-        <w:t>first_name</w:t>
-      </w:r>
-      <w:proofErr w:type="spellEnd"/>
+        <w:t>id, email, first_name, last_name, total_amount, status (pending/paid/cancelled/refunded), payment_provider, payment_ref, created_at</w:t>
+      </w:r>
+    </w:p>
+    <w:p>
+      <w:pPr>
+        <w:rPr>
+          <w:b/>
+          <w:bCs/>
+          <w:lang w:val="en-US"/>
+        </w:rPr>
+      </w:pPr>
+    </w:p>
+    <w:p>
+      <w:pPr>
+        <w:rPr>
+          <w:b/>
+          <w:bCs/>
+          <w:lang w:val="en-US"/>
+        </w:rPr>
+      </w:pPr>
+    </w:p>
+    <w:p>
+      <w:pPr>
+        <w:rPr>
+          <w:b/>
+          <w:bCs/>
+        </w:rPr>
+      </w:pPr>
+      <w:r>
+        <w:rPr>
+          <w:b/>
+          <w:bCs/>
+        </w:rPr>
+        <w:t>tickets</w:t>
+      </w:r>
+    </w:p>
+    <w:p>
+      <w:pPr>
+        <w:numPr>
+          <w:ilvl w:val="0"/>
+          <w:numId w:val="21"/>
+        </w:numPr>
+        <w:rPr>
+          <w:b/>
+          <w:bCs/>
+          <w:lang w:val="en-US"/>
+        </w:rPr>
+      </w:pPr>
+      <w:r>
+        <w:rPr>
+          <w:b/>
+          <w:bCs/>
+          <w:lang w:val="en-US"/>
+        </w:rPr>
+        <w:t>id, order_id (FK), showtime_id (FK), seat_label, price, qr_code, status</w:t>
+      </w:r>
       <w:r>
         <w:rPr>
           <w:b/>
@@ -1406,123 +1481,6 @@
         </w:rPr>
         <w:t xml:space="preserve">, </w:t>
       </w:r>
-      <w:proofErr w:type="spellStart"/>
-      <w:r>
-        <w:rPr>
-          <w:b/>
-          <w:bCs/>
-          <w:lang w:val="en-US"/>
-        </w:rPr>
-        <w:t>last_name</w:t>
-      </w:r>
-      <w:proofErr w:type="spellEnd"/>
-      <w:r>
-        <w:rPr>
-          <w:b/>
-          <w:bCs/>
-          <w:lang w:val="en-US"/>
-        </w:rPr>
-        <w:t>, total_amount, status (pending/paid/cancelled/refunded), payment_provider, payment_ref, created_at</w:t>
-      </w:r>
-    </w:p>
-    <w:p>
-      <w:pPr>
-        <w:rPr>
-          <w:b/>
-          <w:bCs/>
-          <w:lang w:val="en-US"/>
-        </w:rPr>
-      </w:pPr>
-    </w:p>
-    <w:p>
-      <w:pPr>
-        <w:rPr>
-          <w:b/>
-          <w:bCs/>
-          <w:lang w:val="en-US"/>
-        </w:rPr>
-      </w:pPr>
-    </w:p>
-    <w:p>
-      <w:pPr>
-        <w:rPr>
-          <w:b/>
-          <w:bCs/>
-        </w:rPr>
-      </w:pPr>
-      <w:r>
-        <w:rPr>
-          <w:b/>
-          <w:bCs/>
-        </w:rPr>
-        <w:t>tickets</w:t>
-      </w:r>
-    </w:p>
-    <w:p>
-      <w:pPr>
-        <w:numPr>
-          <w:ilvl w:val="0"/>
-          <w:numId w:val="21"/>
-        </w:numPr>
-        <w:rPr>
-          <w:b/>
-          <w:bCs/>
-          <w:lang w:val="en-US"/>
-        </w:rPr>
-      </w:pPr>
-      <w:r>
-        <w:rPr>
-          <w:b/>
-          <w:bCs/>
-          <w:lang w:val="en-US"/>
-        </w:rPr>
-        <w:t xml:space="preserve">id, order_id (FK), showtime_id (FK), </w:t>
-      </w:r>
-      <w:proofErr w:type="spellStart"/>
-      <w:r>
-        <w:rPr>
-          <w:b/>
-          <w:bCs/>
-          <w:lang w:val="en-US"/>
-        </w:rPr>
-        <w:t>seat_label</w:t>
-      </w:r>
-      <w:proofErr w:type="spellEnd"/>
-      <w:r>
-        <w:rPr>
-          <w:b/>
-          <w:bCs/>
-          <w:lang w:val="en-US"/>
-        </w:rPr>
-        <w:t xml:space="preserve">, price, </w:t>
-      </w:r>
-      <w:proofErr w:type="spellStart"/>
-      <w:r>
-        <w:rPr>
-          <w:b/>
-          <w:bCs/>
-          <w:lang w:val="en-US"/>
-        </w:rPr>
-        <w:t>qr_code</w:t>
-      </w:r>
-      <w:proofErr w:type="spellEnd"/>
-      <w:r>
-        <w:rPr>
-          <w:b/>
-          <w:bCs/>
-          <w:lang w:val="en-US"/>
-        </w:rPr>
-        <w:t>, status</w:t>
-      </w:r>
-      <w:r>
-        <w:rPr>
-          <w:b/>
-          <w:bCs/>
-          <w:lang w:val="en-US"/>
-        </w:rPr>
-        <w:t xml:space="preserve">, </w:t>
-      </w:r>
-      <w:proofErr w:type="spellStart"/>
       <w:r>
         <w:rPr>
           <w:b/>
@@ -1531,32 +1489,13 @@
         </w:rPr>
         <w:t>film_id</w:t>
       </w:r>
-      <w:proofErr w:type="spellEnd"/>
-      <w:r>
-        <w:rPr>
-          <w:b/>
-          <w:bCs/>
-          <w:lang w:val="en-US"/>
-        </w:rPr>
-        <w:t xml:space="preserve">, </w:t>
-      </w:r>
-      <w:proofErr w:type="spellStart"/>
-      <w:r>
-        <w:rPr>
-          <w:b/>
-          <w:bCs/>
-          <w:lang w:val="en-US"/>
-        </w:rPr>
-        <w:t>serie_id</w:t>
-      </w:r>
-      <w:proofErr w:type="spellEnd"/>
-      <w:r>
-        <w:rPr>
-          <w:b/>
-          <w:bCs/>
-          <w:lang w:val="en-US"/>
-        </w:rPr>
-        <w:t xml:space="preserve"> </w:t>
+      <w:r>
+        <w:rPr>
+          <w:b/>
+          <w:bCs/>
+          <w:lang w:val="en-US"/>
+        </w:rPr>
+        <w:t xml:space="preserve">, serie_id </w:t>
       </w:r>
       <w:r>
         <w:rPr>
@@ -1925,6 +1864,7 @@
           <w:b/>
           <w:bCs/>
         </w:rPr>
+        <w:lastRenderedPageBreak/>
         <w:t>6.2 Payment Provider (Mollie/Stripe)</w:t>
       </w:r>
     </w:p>
@@ -1967,444 +1907,451 @@
           <w:bCs/>
           <w:lang w:val="en-US"/>
         </w:rPr>
+        <w:t>Webhook: POST /api/webhooks/payment → verifieer signatuur, update order/tickets.</w:t>
+      </w:r>
+    </w:p>
+    <w:p>
+      <w:pPr>
+        <w:numPr>
+          <w:ilvl w:val="0"/>
+          <w:numId w:val="27"/>
+        </w:numPr>
+        <w:rPr>
+          <w:b/>
+          <w:bCs/>
+        </w:rPr>
+      </w:pPr>
+      <w:r>
+        <w:rPr>
+          <w:b/>
+          <w:bCs/>
+        </w:rPr>
+        <w:t>Return URL: /bestelling/gelukt?order=CODE.</w:t>
+      </w:r>
+    </w:p>
+    <w:p>
+      <w:pPr>
+        <w:rPr>
+          <w:b/>
+          <w:bCs/>
+        </w:rPr>
+      </w:pPr>
+      <w:r>
+        <w:rPr>
+          <w:b/>
+          <w:bCs/>
+        </w:rPr>
+        <w:t>7. API Ontwerp</w:t>
+      </w:r>
+    </w:p>
+    <w:p>
+      <w:pPr>
+        <w:rPr>
+          <w:b/>
+          <w:bCs/>
+        </w:rPr>
+      </w:pPr>
+      <w:r>
+        <w:rPr>
+          <w:b/>
+          <w:bCs/>
+        </w:rPr>
+        <w:t>7.1 Public API (vestiging/website)</w:t>
+      </w:r>
+    </w:p>
+    <w:p>
+      <w:pPr>
+        <w:numPr>
+          <w:ilvl w:val="0"/>
+          <w:numId w:val="28"/>
+        </w:numPr>
+        <w:rPr>
+          <w:b/>
+          <w:bCs/>
+        </w:rPr>
+      </w:pPr>
+      <w:r>
+        <w:rPr>
+          <w:b/>
+          <w:bCs/>
+        </w:rPr>
+        <w:t>GET /api/public/venues – lijst vestigingen</w:t>
+      </w:r>
+    </w:p>
+    <w:p>
+      <w:pPr>
+        <w:numPr>
+          <w:ilvl w:val="0"/>
+          <w:numId w:val="28"/>
+        </w:numPr>
+        <w:rPr>
+          <w:b/>
+          <w:bCs/>
+          <w:lang w:val="en-US"/>
+        </w:rPr>
+      </w:pPr>
+      <w:r>
+        <w:rPr>
+          <w:b/>
+          <w:bCs/>
+          <w:lang w:val="en-US"/>
+        </w:rPr>
+        <w:t>GET /api/public/venues/{slug} – details vestiging</w:t>
+      </w:r>
+    </w:p>
+    <w:p>
+      <w:pPr>
+        <w:numPr>
+          <w:ilvl w:val="0"/>
+          <w:numId w:val="28"/>
+        </w:numPr>
+        <w:rPr>
+          <w:b/>
+          <w:bCs/>
+          <w:lang w:val="en-US"/>
+        </w:rPr>
+      </w:pPr>
+      <w:r>
+        <w:rPr>
+          <w:b/>
+          <w:bCs/>
+          <w:lang w:val="en-US"/>
+        </w:rPr>
+        <w:t>GET /api/public/venues/{slug}/films?date=YYYY-MM-DD&amp;filter= – draait deze week</w:t>
+      </w:r>
+    </w:p>
+    <w:p>
+      <w:pPr>
+        <w:numPr>
+          <w:ilvl w:val="0"/>
+          <w:numId w:val="28"/>
+        </w:numPr>
+        <w:rPr>
+          <w:b/>
+          <w:bCs/>
+          <w:lang w:val="en-US"/>
+        </w:rPr>
+      </w:pPr>
+      <w:r>
+        <w:rPr>
+          <w:b/>
+          <w:bCs/>
+          <w:lang w:val="en-US"/>
+        </w:rPr>
+        <w:t>GET /api/public/films/{id} – film detail (met showtimes per venue)</w:t>
+      </w:r>
+    </w:p>
+    <w:p>
+      <w:pPr>
+        <w:numPr>
+          <w:ilvl w:val="0"/>
+          <w:numId w:val="28"/>
+        </w:numPr>
+        <w:rPr>
+          <w:b/>
+          <w:bCs/>
+        </w:rPr>
+      </w:pPr>
+      <w:r>
+        <w:rPr>
+          <w:b/>
+          <w:bCs/>
+        </w:rPr>
+        <w:t>GET /api/public/showtimes/{id} – detail vertoning (prijzen, zaal)</w:t>
+      </w:r>
+    </w:p>
+    <w:p>
+      <w:pPr>
+        <w:numPr>
+          <w:ilvl w:val="0"/>
+          <w:numId w:val="28"/>
+        </w:numPr>
+        <w:rPr>
+          <w:b/>
+          <w:bCs/>
+        </w:rPr>
+      </w:pPr>
+      <w:r>
+        <w:rPr>
+          <w:b/>
+          <w:bCs/>
+        </w:rPr>
+        <w:t>POST /api/public/orders – maak order (validatie data, prijsberekening)</w:t>
+      </w:r>
+    </w:p>
+    <w:p>
+      <w:pPr>
+        <w:numPr>
+          <w:ilvl w:val="0"/>
+          <w:numId w:val="28"/>
+        </w:numPr>
+        <w:rPr>
+          <w:b/>
+          <w:bCs/>
+          <w:lang w:val="en-US"/>
+        </w:rPr>
+      </w:pPr>
+      <w:r>
+        <w:rPr>
+          <w:b/>
+          <w:bCs/>
+          <w:lang w:val="en-US"/>
+        </w:rPr>
+        <w:t>POST /api/public/orders/{code}/reserve-seats – lock seats (optimistic locking, TTL)</w:t>
+      </w:r>
+    </w:p>
+    <w:p>
+      <w:pPr>
+        <w:numPr>
+          <w:ilvl w:val="0"/>
+          <w:numId w:val="28"/>
+        </w:numPr>
+        <w:rPr>
+          <w:b/>
+          <w:bCs/>
+          <w:lang w:val="en-US"/>
+        </w:rPr>
+      </w:pPr>
+      <w:r>
+        <w:rPr>
+          <w:b/>
+          <w:bCs/>
+          <w:lang w:val="en-US"/>
+        </w:rPr>
+        <w:t>POST /api/public/orders/{code}/confirm – start betaling</w:t>
+      </w:r>
+    </w:p>
+    <w:p>
+      <w:pPr>
+        <w:numPr>
+          <w:ilvl w:val="0"/>
+          <w:numId w:val="28"/>
+        </w:numPr>
+        <w:rPr>
+          <w:b/>
+          <w:bCs/>
+          <w:lang w:val="en-US"/>
+        </w:rPr>
+      </w:pPr>
+      <w:r>
+        <w:rPr>
+          <w:b/>
+          <w:bCs/>
+          <w:lang w:val="en-US"/>
+        </w:rPr>
+        <w:t>GET /api/public/orders/{code} – status</w:t>
+      </w:r>
+    </w:p>
+    <w:p>
+      <w:pPr>
+        <w:rPr>
+          <w:b/>
+          <w:bCs/>
+        </w:rPr>
+      </w:pPr>
+      <w:r>
+        <w:rPr>
+          <w:b/>
+          <w:bCs/>
+        </w:rPr>
+        <w:t>**</w:t>
+      </w:r>
+      <w:r>
+        <w:rPr>
+          <w:b/>
+          <w:bCs/>
+        </w:rPr>
+        <w:t>7.2 Admin API (HQ)</w:t>
+      </w:r>
+    </w:p>
+    <w:p>
+      <w:pPr>
+        <w:numPr>
+          <w:ilvl w:val="0"/>
+          <w:numId w:val="29"/>
+        </w:numPr>
+        <w:rPr>
+          <w:b/>
+          <w:bCs/>
+        </w:rPr>
+      </w:pPr>
+      <w:r>
+        <w:rPr>
+          <w:b/>
+          <w:bCs/>
+        </w:rPr>
+        <w:t>Auth vereist</w:t>
+      </w:r>
+    </w:p>
+    <w:p>
+      <w:pPr>
+        <w:numPr>
+          <w:ilvl w:val="0"/>
+          <w:numId w:val="29"/>
+        </w:numPr>
+        <w:rPr>
+          <w:b/>
+          <w:bCs/>
+          <w:lang w:val="en-US"/>
+        </w:rPr>
+      </w:pPr>
+      <w:r>
+        <w:rPr>
+          <w:b/>
+          <w:bCs/>
+          <w:lang w:val="en-US"/>
+        </w:rPr>
+        <w:t>GET/POST/PUT/DELETE /api/admin/films</w:t>
+      </w:r>
+    </w:p>
+    <w:p>
+      <w:pPr>
+        <w:numPr>
+          <w:ilvl w:val="0"/>
+          <w:numId w:val="29"/>
+        </w:numPr>
+        <w:rPr>
+          <w:b/>
+          <w:bCs/>
+          <w:lang w:val="en-US"/>
+        </w:rPr>
+      </w:pPr>
+      <w:r>
+        <w:rPr>
+          <w:b/>
+          <w:bCs/>
+          <w:lang w:val="en-US"/>
+        </w:rPr>
+        <w:t>GET/POST/PUT/DELETE /api/admin/showtimes</w:t>
+      </w:r>
+    </w:p>
+    <w:p>
+      <w:pPr>
+        <w:numPr>
+          <w:ilvl w:val="0"/>
+          <w:numId w:val="29"/>
+        </w:numPr>
+        <w:rPr>
+          <w:b/>
+          <w:bCs/>
+          <w:lang w:val="en-US"/>
+        </w:rPr>
+      </w:pPr>
+      <w:r>
+        <w:rPr>
+          <w:b/>
+          <w:bCs/>
+          <w:lang w:val="en-US"/>
+        </w:rPr>
+        <w:t>GET/POST/PUT/DELETE /api/admin/users</w:t>
+      </w:r>
+    </w:p>
+    <w:p>
+      <w:pPr>
+        <w:numPr>
+          <w:ilvl w:val="0"/>
+          <w:numId w:val="29"/>
+        </w:numPr>
+        <w:rPr>
+          <w:b/>
+          <w:bCs/>
+          <w:lang w:val="en-US"/>
+        </w:rPr>
+      </w:pPr>
+      <w:r>
+        <w:rPr>
+          <w:b/>
+          <w:bCs/>
+          <w:lang w:val="en-US"/>
+        </w:rPr>
+        <w:t>GET /api/admin/reports/sales?venue=&amp;film=&amp;from=&amp;to=</w:t>
+      </w:r>
+    </w:p>
+    <w:p>
+      <w:pPr>
+        <w:numPr>
+          <w:ilvl w:val="0"/>
+          <w:numId w:val="29"/>
+        </w:numPr>
+        <w:rPr>
+          <w:b/>
+          <w:bCs/>
+        </w:rPr>
+      </w:pPr>
+      <w:r>
+        <w:rPr>
+          <w:b/>
+          <w:bCs/>
+        </w:rPr>
+        <w:t>RBAC via Laravel Policies (bijv. FilmPolicy@update).</w:t>
+      </w:r>
+    </w:p>
+    <w:p>
+      <w:pPr>
+        <w:rPr>
+          <w:b/>
+          <w:bCs/>
+        </w:rPr>
+      </w:pPr>
+      <w:r>
+        <w:rPr>
+          <w:b/>
+          <w:bCs/>
+        </w:rPr>
+        <w:t>8. Frontend Ontwerp</w:t>
+      </w:r>
+    </w:p>
+    <w:p>
+      <w:pPr>
+        <w:rPr>
+          <w:b/>
+          <w:bCs/>
+        </w:rPr>
+      </w:pPr>
+      <w:r>
+        <w:rPr>
+          <w:b/>
+          <w:bCs/>
+        </w:rPr>
+        <w:t>8.1 Hoofdkantoor-site</w:t>
+      </w:r>
+    </w:p>
+    <w:p>
+      <w:pPr>
+        <w:numPr>
+          <w:ilvl w:val="0"/>
+          <w:numId w:val="30"/>
+        </w:numPr>
+        <w:rPr>
+          <w:b/>
+          <w:bCs/>
+        </w:rPr>
+      </w:pPr>
+      <w:r>
+        <w:rPr>
+          <w:b/>
+          <w:bCs/>
+        </w:rPr>
+        <w:t>Home: vestigingen dropdown, aanbevolen films, nieuwsblokken.</w:t>
+      </w:r>
+    </w:p>
+    <w:p>
+      <w:pPr>
+        <w:numPr>
+          <w:ilvl w:val="0"/>
+          <w:numId w:val="30"/>
+        </w:numPr>
+        <w:rPr>
+          <w:b/>
+          <w:bCs/>
+        </w:rPr>
+      </w:pPr>
+      <w:r>
+        <w:rPr>
+          <w:b/>
+          <w:bCs/>
+        </w:rPr>
         <w:lastRenderedPageBreak/>
-        <w:t>Webhook: POST /api/webhooks/payment → verifieer signatuur, update order/tickets.</w:t>
-      </w:r>
-    </w:p>
-    <w:p>
-      <w:pPr>
-        <w:numPr>
-          <w:ilvl w:val="0"/>
-          <w:numId w:val="27"/>
-        </w:numPr>
-        <w:rPr>
-          <w:b/>
-          <w:bCs/>
-        </w:rPr>
-      </w:pPr>
-      <w:r>
-        <w:rPr>
-          <w:b/>
-          <w:bCs/>
-        </w:rPr>
-        <w:t>Return URL: /bestelling/gelukt?order=CODE.</w:t>
-      </w:r>
-    </w:p>
-    <w:p>
-      <w:pPr>
-        <w:rPr>
-          <w:b/>
-          <w:bCs/>
-        </w:rPr>
-      </w:pPr>
-      <w:r>
-        <w:rPr>
-          <w:b/>
-          <w:bCs/>
-        </w:rPr>
-        <w:t>7. API Ontwerp</w:t>
-      </w:r>
-    </w:p>
-    <w:p>
-      <w:pPr>
-        <w:rPr>
-          <w:b/>
-          <w:bCs/>
-        </w:rPr>
-      </w:pPr>
-      <w:r>
-        <w:rPr>
-          <w:b/>
-          <w:bCs/>
-        </w:rPr>
-        <w:t>7.1 Public API (vestiging/website)</w:t>
-      </w:r>
-    </w:p>
-    <w:p>
-      <w:pPr>
-        <w:numPr>
-          <w:ilvl w:val="0"/>
-          <w:numId w:val="28"/>
-        </w:numPr>
-        <w:rPr>
-          <w:b/>
-          <w:bCs/>
-        </w:rPr>
-      </w:pPr>
-      <w:r>
-        <w:rPr>
-          <w:b/>
-          <w:bCs/>
-        </w:rPr>
-        <w:t>GET /api/public/venues – lijst vestigingen</w:t>
-      </w:r>
-    </w:p>
-    <w:p>
-      <w:pPr>
-        <w:numPr>
-          <w:ilvl w:val="0"/>
-          <w:numId w:val="28"/>
-        </w:numPr>
-        <w:rPr>
-          <w:b/>
-          <w:bCs/>
-          <w:lang w:val="en-US"/>
-        </w:rPr>
-      </w:pPr>
-      <w:r>
-        <w:rPr>
-          <w:b/>
-          <w:bCs/>
-          <w:lang w:val="en-US"/>
-        </w:rPr>
-        <w:t>GET /api/public/venues/{slug} – details vestiging</w:t>
-      </w:r>
-    </w:p>
-    <w:p>
-      <w:pPr>
-        <w:numPr>
-          <w:ilvl w:val="0"/>
-          <w:numId w:val="28"/>
-        </w:numPr>
-        <w:rPr>
-          <w:b/>
-          <w:bCs/>
-          <w:lang w:val="en-US"/>
-        </w:rPr>
-      </w:pPr>
-      <w:r>
-        <w:rPr>
-          <w:b/>
-          <w:bCs/>
-          <w:lang w:val="en-US"/>
-        </w:rPr>
-        <w:t>GET /api/public/venues/{slug}/films?date=YYYY-MM-DD&amp;filter= – draait deze week</w:t>
-      </w:r>
-    </w:p>
-    <w:p>
-      <w:pPr>
-        <w:numPr>
-          <w:ilvl w:val="0"/>
-          <w:numId w:val="28"/>
-        </w:numPr>
-        <w:rPr>
-          <w:b/>
-          <w:bCs/>
-          <w:lang w:val="en-US"/>
-        </w:rPr>
-      </w:pPr>
-      <w:r>
-        <w:rPr>
-          <w:b/>
-          <w:bCs/>
-          <w:lang w:val="en-US"/>
-        </w:rPr>
-        <w:t>GET /api/public/films/{id} – film detail (met showtimes per venue)</w:t>
-      </w:r>
-    </w:p>
-    <w:p>
-      <w:pPr>
-        <w:numPr>
-          <w:ilvl w:val="0"/>
-          <w:numId w:val="28"/>
-        </w:numPr>
-        <w:rPr>
-          <w:b/>
-          <w:bCs/>
-        </w:rPr>
-      </w:pPr>
-      <w:r>
-        <w:rPr>
-          <w:b/>
-          <w:bCs/>
-        </w:rPr>
-        <w:t>GET /api/public/showtimes/{id} – detail vertoning (prijzen, zaal)</w:t>
-      </w:r>
-    </w:p>
-    <w:p>
-      <w:pPr>
-        <w:numPr>
-          <w:ilvl w:val="0"/>
-          <w:numId w:val="28"/>
-        </w:numPr>
-        <w:rPr>
-          <w:b/>
-          <w:bCs/>
-        </w:rPr>
-      </w:pPr>
-      <w:r>
-        <w:rPr>
-          <w:b/>
-          <w:bCs/>
-        </w:rPr>
-        <w:t>POST /api/public/orders – maak order (validatie data, prijsberekening)</w:t>
-      </w:r>
-    </w:p>
-    <w:p>
-      <w:pPr>
-        <w:numPr>
-          <w:ilvl w:val="0"/>
-          <w:numId w:val="28"/>
-        </w:numPr>
-        <w:rPr>
-          <w:b/>
-          <w:bCs/>
-          <w:lang w:val="en-US"/>
-        </w:rPr>
-      </w:pPr>
-      <w:r>
-        <w:rPr>
-          <w:b/>
-          <w:bCs/>
-          <w:lang w:val="en-US"/>
-        </w:rPr>
-        <w:t>POST /api/public/orders/{code}/reserve-seats – lock seats (optimistic locking, TTL)</w:t>
-      </w:r>
-    </w:p>
-    <w:p>
-      <w:pPr>
-        <w:numPr>
-          <w:ilvl w:val="0"/>
-          <w:numId w:val="28"/>
-        </w:numPr>
-        <w:rPr>
-          <w:b/>
-          <w:bCs/>
-          <w:lang w:val="en-US"/>
-        </w:rPr>
-      </w:pPr>
-      <w:r>
-        <w:rPr>
-          <w:b/>
-          <w:bCs/>
-          <w:lang w:val="en-US"/>
-        </w:rPr>
-        <w:t>POST /api/public/orders/{code}/confirm – start betaling</w:t>
-      </w:r>
-    </w:p>
-    <w:p>
-      <w:pPr>
-        <w:numPr>
-          <w:ilvl w:val="0"/>
-          <w:numId w:val="28"/>
-        </w:numPr>
-        <w:rPr>
-          <w:b/>
-          <w:bCs/>
-          <w:lang w:val="en-US"/>
-        </w:rPr>
-      </w:pPr>
-      <w:r>
-        <w:rPr>
-          <w:b/>
-          <w:bCs/>
-          <w:lang w:val="en-US"/>
-        </w:rPr>
-        <w:t>GET /api/public/orders/{code} – status</w:t>
-      </w:r>
-    </w:p>
-    <w:p>
-      <w:pPr>
-        <w:rPr>
-          <w:b/>
-          <w:bCs/>
-        </w:rPr>
-      </w:pPr>
-      <w:r>
-        <w:rPr>
-          <w:b/>
-          <w:bCs/>
-        </w:rPr>
-        <w:t>7.2 Admin API (HQ)</w:t>
-      </w:r>
-    </w:p>
-    <w:p>
-      <w:pPr>
-        <w:numPr>
-          <w:ilvl w:val="0"/>
-          <w:numId w:val="29"/>
-        </w:numPr>
-        <w:rPr>
-          <w:b/>
-          <w:bCs/>
-        </w:rPr>
-      </w:pPr>
-      <w:r>
-        <w:rPr>
-          <w:b/>
-          <w:bCs/>
-        </w:rPr>
-        <w:t>Auth vereist</w:t>
-      </w:r>
-    </w:p>
-    <w:p>
-      <w:pPr>
-        <w:numPr>
-          <w:ilvl w:val="0"/>
-          <w:numId w:val="29"/>
-        </w:numPr>
-        <w:rPr>
-          <w:b/>
-          <w:bCs/>
-          <w:lang w:val="en-US"/>
-        </w:rPr>
-      </w:pPr>
-      <w:r>
-        <w:rPr>
-          <w:b/>
-          <w:bCs/>
-          <w:lang w:val="en-US"/>
-        </w:rPr>
-        <w:t>GET/POST/PUT/DELETE /api/admin/films</w:t>
-      </w:r>
-    </w:p>
-    <w:p>
-      <w:pPr>
-        <w:numPr>
-          <w:ilvl w:val="0"/>
-          <w:numId w:val="29"/>
-        </w:numPr>
-        <w:rPr>
-          <w:b/>
-          <w:bCs/>
-          <w:lang w:val="en-US"/>
-        </w:rPr>
-      </w:pPr>
-      <w:r>
-        <w:rPr>
-          <w:b/>
-          <w:bCs/>
-          <w:lang w:val="en-US"/>
-        </w:rPr>
-        <w:t>GET/POST/PUT/DELETE /api/admin/showtimes</w:t>
-      </w:r>
-    </w:p>
-    <w:p>
-      <w:pPr>
-        <w:numPr>
-          <w:ilvl w:val="0"/>
-          <w:numId w:val="29"/>
-        </w:numPr>
-        <w:rPr>
-          <w:b/>
-          <w:bCs/>
-          <w:lang w:val="en-US"/>
-        </w:rPr>
-      </w:pPr>
-      <w:r>
-        <w:rPr>
-          <w:b/>
-          <w:bCs/>
-          <w:lang w:val="en-US"/>
-        </w:rPr>
-        <w:t>GET/POST/PUT/DELETE /api/admin/users</w:t>
-      </w:r>
-    </w:p>
-    <w:p>
-      <w:pPr>
-        <w:numPr>
-          <w:ilvl w:val="0"/>
-          <w:numId w:val="29"/>
-        </w:numPr>
-        <w:rPr>
-          <w:b/>
-          <w:bCs/>
-          <w:lang w:val="en-US"/>
-        </w:rPr>
-      </w:pPr>
-      <w:r>
-        <w:rPr>
-          <w:b/>
-          <w:bCs/>
-          <w:lang w:val="en-US"/>
-        </w:rPr>
-        <w:t>GET /api/admin/reports/sales?venue=&amp;film=&amp;from=&amp;to=</w:t>
-      </w:r>
-    </w:p>
-    <w:p>
-      <w:pPr>
-        <w:numPr>
-          <w:ilvl w:val="0"/>
-          <w:numId w:val="29"/>
-        </w:numPr>
-        <w:rPr>
-          <w:b/>
-          <w:bCs/>
-        </w:rPr>
-      </w:pPr>
-      <w:r>
-        <w:rPr>
-          <w:b/>
-          <w:bCs/>
-        </w:rPr>
-        <w:t>RBAC via Laravel Policies (bijv. FilmPolicy@update).</w:t>
-      </w:r>
-    </w:p>
-    <w:p>
-      <w:pPr>
-        <w:rPr>
-          <w:b/>
-          <w:bCs/>
-        </w:rPr>
-      </w:pPr>
-      <w:r>
-        <w:rPr>
-          <w:b/>
-          <w:bCs/>
-        </w:rPr>
-        <w:t>8. Frontend Ontwerp</w:t>
-      </w:r>
-    </w:p>
-    <w:p>
-      <w:pPr>
-        <w:rPr>
-          <w:b/>
-          <w:bCs/>
-        </w:rPr>
-      </w:pPr>
-      <w:r>
-        <w:rPr>
-          <w:b/>
-          <w:bCs/>
-        </w:rPr>
-        <w:t>8.1 Hoofdkantoor-site</w:t>
-      </w:r>
-    </w:p>
-    <w:p>
-      <w:pPr>
-        <w:numPr>
-          <w:ilvl w:val="0"/>
-          <w:numId w:val="30"/>
-        </w:numPr>
-        <w:rPr>
-          <w:b/>
-          <w:bCs/>
-        </w:rPr>
-      </w:pPr>
-      <w:r>
-        <w:rPr>
-          <w:b/>
-          <w:bCs/>
-        </w:rPr>
-        <w:t>Home: vestigingen dropdown, aanbevolen films, nieuwsblokken.</w:t>
-      </w:r>
-    </w:p>
-    <w:p>
-      <w:pPr>
-        <w:numPr>
-          <w:ilvl w:val="0"/>
-          <w:numId w:val="30"/>
-        </w:numPr>
-        <w:rPr>
-          <w:b/>
-          <w:bCs/>
-        </w:rPr>
-      </w:pPr>
-      <w:r>
-        <w:rPr>
-          <w:b/>
-          <w:bCs/>
-        </w:rPr>
         <w:t>Navigatie: fixed top bar; logo → home; footer met (Werken bij, FAQ, Vestigingen, Contact, Voorwaarden, Privacy, Socials).</w:t>
       </w:r>
     </w:p>
@@ -2439,359 +2386,401 @@
           <w:b/>
           <w:bCs/>
         </w:rPr>
+        <w:t>Home: korte vestiging-info, draaiende films (week vooruit), filters (datum, vandaag, verwacht).</w:t>
+      </w:r>
+    </w:p>
+    <w:p>
+      <w:pPr>
+        <w:numPr>
+          <w:ilvl w:val="0"/>
+          <w:numId w:val="31"/>
+        </w:numPr>
+        <w:rPr>
+          <w:b/>
+          <w:bCs/>
+        </w:rPr>
+      </w:pPr>
+      <w:r>
+        <w:rPr>
+          <w:b/>
+          <w:bCs/>
+        </w:rPr>
+        <w:t>Filmagenda: filter UI (checkbox/radio), categorie dropdown; klik → film detail.</w:t>
+      </w:r>
+    </w:p>
+    <w:p>
+      <w:pPr>
+        <w:numPr>
+          <w:ilvl w:val="0"/>
+          <w:numId w:val="31"/>
+        </w:numPr>
+        <w:rPr>
+          <w:b/>
+          <w:bCs/>
+        </w:rPr>
+      </w:pPr>
+      <w:r>
+        <w:rPr>
+          <w:b/>
+          <w:bCs/>
+        </w:rPr>
+        <w:t>Filmpagina: lijst + doorklik naar informatiepagina.</w:t>
+      </w:r>
+    </w:p>
+    <w:p>
+      <w:pPr>
+        <w:numPr>
+          <w:ilvl w:val="0"/>
+          <w:numId w:val="31"/>
+        </w:numPr>
+        <w:rPr>
+          <w:b/>
+          <w:bCs/>
+        </w:rPr>
+      </w:pPr>
+      <w:r>
+        <w:rPr>
+          <w:b/>
+          <w:bCs/>
+        </w:rPr>
+        <w:t>Informatiepagina film: poster, beschrijving, genre(s), lengte, land, releasedatum, regisseur, acteurs (met foto), kijkwijzer-iconen, trailer (iframe), CTA “Tickets”.</w:t>
+      </w:r>
+    </w:p>
+    <w:p>
+      <w:pPr>
+        <w:numPr>
+          <w:ilvl w:val="0"/>
+          <w:numId w:val="31"/>
+        </w:numPr>
+        <w:rPr>
+          <w:b/>
+          <w:bCs/>
+        </w:rPr>
+      </w:pPr>
+      <w:r>
+        <w:rPr>
+          <w:b/>
+          <w:bCs/>
+        </w:rPr>
+        <w:t>Bestelpagina: 5-staps flow; validaties; dynamische prijsberekening; iDEAL/creditcard/bon.</w:t>
+      </w:r>
+    </w:p>
+    <w:p>
+      <w:pPr>
+        <w:rPr>
+          <w:b/>
+          <w:bCs/>
+        </w:rPr>
+      </w:pPr>
+      <w:r>
+        <w:rPr>
+          <w:b/>
+          <w:bCs/>
+        </w:rPr>
+        <w:t>8.3 Stoelkaart (Seat Map)</w:t>
+      </w:r>
+    </w:p>
+    <w:p>
+      <w:pPr>
+        <w:numPr>
+          <w:ilvl w:val="0"/>
+          <w:numId w:val="32"/>
+        </w:numPr>
+        <w:rPr>
+          <w:b/>
+          <w:bCs/>
+        </w:rPr>
+      </w:pPr>
+      <w:r>
+        <w:rPr>
+          <w:b/>
+          <w:bCs/>
+        </w:rPr>
+        <w:t>Representatie: seat_map_json met rijen/kolommen en labels; rendering als SVG/Canvas.</w:t>
+      </w:r>
+    </w:p>
+    <w:p>
+      <w:pPr>
+        <w:numPr>
+          <w:ilvl w:val="0"/>
+          <w:numId w:val="32"/>
+        </w:numPr>
+        <w:rPr>
+          <w:b/>
+          <w:bCs/>
+        </w:rPr>
+      </w:pPr>
+      <w:r>
+        <w:rPr>
+          <w:b/>
+          <w:bCs/>
+        </w:rPr>
+        <w:t>Selectieflow: beschikbaar → geselecteerd → bevestigd; disabled voor bezet.</w:t>
+      </w:r>
+    </w:p>
+    <w:p>
+      <w:pPr>
+        <w:numPr>
+          <w:ilvl w:val="0"/>
+          <w:numId w:val="32"/>
+        </w:numPr>
+        <w:rPr>
+          <w:b/>
+          <w:bCs/>
+        </w:rPr>
+      </w:pPr>
+      <w:r>
+        <w:rPr>
+          <w:b/>
+          <w:bCs/>
+        </w:rPr>
+        <w:t>Locking: server lock per stoel (Redis key met TTL, bijv. 5 min).</w:t>
+      </w:r>
+    </w:p>
+    <w:p>
+      <w:pPr>
+        <w:rPr>
+          <w:b/>
+          <w:bCs/>
+        </w:rPr>
+      </w:pPr>
+      <w:r>
+        <w:rPr>
+          <w:b/>
+          <w:bCs/>
+        </w:rPr>
+        <w:t>9. Business Logica</w:t>
+      </w:r>
+    </w:p>
+    <w:p>
+      <w:pPr>
+        <w:numPr>
+          <w:ilvl w:val="0"/>
+          <w:numId w:val="33"/>
+        </w:numPr>
+        <w:rPr>
+          <w:b/>
+          <w:bCs/>
+        </w:rPr>
+      </w:pPr>
+      <w:r>
+        <w:rPr>
+          <w:b/>
+          <w:bCs/>
+        </w:rPr>
+        <w:t>Minimale prijs per film is ondergrens voor base_price in Showtimes; validatie in Admin UI.</w:t>
+      </w:r>
+    </w:p>
+    <w:p>
+      <w:pPr>
+        <w:numPr>
+          <w:ilvl w:val="0"/>
+          <w:numId w:val="33"/>
+        </w:numPr>
+        <w:rPr>
+          <w:b/>
+          <w:bCs/>
+        </w:rPr>
+      </w:pPr>
+      <w:r>
+        <w:rPr>
+          <w:b/>
+          <w:bCs/>
+        </w:rPr>
+        <w:t>Prijsklassen: uitbreiding mogelijk via price_tiers (optioneel).</w:t>
+      </w:r>
+    </w:p>
+    <w:p>
+      <w:pPr>
+        <w:numPr>
+          <w:ilvl w:val="0"/>
+          <w:numId w:val="33"/>
+        </w:numPr>
+        <w:rPr>
+          <w:b/>
+          <w:bCs/>
+        </w:rPr>
+      </w:pPr>
+      <w:r>
+        <w:rPr>
+          <w:b/>
+          <w:bCs/>
+        </w:rPr>
+        <w:t>Annuleren: tickets alleen voor pending/paid via policy + PSP refund API (indien ondersteund).</w:t>
+      </w:r>
+    </w:p>
+    <w:p>
+      <w:pPr>
+        <w:numPr>
+          <w:ilvl w:val="0"/>
+          <w:numId w:val="33"/>
+        </w:numPr>
+        <w:rPr>
+          <w:b/>
+          <w:bCs/>
+          <w:lang w:val="en-US"/>
+        </w:rPr>
+      </w:pPr>
+      <w:r>
+        <w:rPr>
+          <w:b/>
+          <w:bCs/>
+          <w:lang w:val="en-US"/>
+        </w:rPr>
+        <w:t>Rapportage (nice-to-have): dagelijkse ETL job → sales_summaries.</w:t>
+      </w:r>
+    </w:p>
+    <w:p>
+      <w:pPr>
+        <w:rPr>
+          <w:b/>
+          <w:bCs/>
+        </w:rPr>
+      </w:pPr>
+      <w:r>
+        <w:rPr>
+          <w:b/>
+          <w:bCs/>
+        </w:rPr>
+        <w:t>10. Validatie &amp; Foutenafhandeling</w:t>
+      </w:r>
+    </w:p>
+    <w:p>
+      <w:pPr>
+        <w:numPr>
+          <w:ilvl w:val="0"/>
+          <w:numId w:val="34"/>
+        </w:numPr>
+        <w:rPr>
+          <w:b/>
+          <w:bCs/>
+          <w:lang w:val="en-US"/>
+        </w:rPr>
+      </w:pPr>
+      <w:r>
+        <w:rPr>
+          <w:b/>
+          <w:bCs/>
+          <w:lang w:val="en-US"/>
+        </w:rPr>
+        <w:t>Server-side validation messages (Laravel FormRequests).</w:t>
+      </w:r>
+    </w:p>
+    <w:p>
+      <w:pPr>
+        <w:numPr>
+          <w:ilvl w:val="0"/>
+          <w:numId w:val="34"/>
+        </w:numPr>
+        <w:rPr>
+          <w:b/>
+          <w:bCs/>
+          <w:lang w:val="en-US"/>
+        </w:rPr>
+      </w:pPr>
+      <w:r>
+        <w:rPr>
+          <w:b/>
+          <w:bCs/>
+          <w:lang w:val="en-US"/>
+        </w:rPr>
+        <w:t>Gestandaardiseerde error body {error: code, message, details}.</w:t>
+      </w:r>
+    </w:p>
+    <w:p>
+      <w:pPr>
+        <w:numPr>
+          <w:ilvl w:val="0"/>
+          <w:numId w:val="34"/>
+        </w:numPr>
+        <w:rPr>
+          <w:b/>
+          <w:bCs/>
+        </w:rPr>
+      </w:pPr>
+      <w:r>
+        <w:rPr>
+          <w:b/>
+          <w:bCs/>
+        </w:rPr>
+        <w:t>404’s voor onbekende film/vert.</w:t>
+      </w:r>
+    </w:p>
+    <w:p>
+      <w:pPr>
+        <w:numPr>
+          <w:ilvl w:val="0"/>
+          <w:numId w:val="34"/>
+        </w:numPr>
+        <w:rPr>
+          <w:b/>
+          <w:bCs/>
+        </w:rPr>
+      </w:pPr>
+      <w:r>
+        <w:rPr>
+          <w:b/>
+          <w:bCs/>
+        </w:rPr>
+        <w:t>PSP timeouts → uservriendelijke melding + retry.</w:t>
+      </w:r>
+    </w:p>
+    <w:p>
+      <w:pPr>
+        <w:rPr>
+          <w:b/>
+          <w:bCs/>
+        </w:rPr>
+      </w:pPr>
+      <w:r>
+        <w:rPr>
+          <w:b/>
+          <w:bCs/>
+        </w:rPr>
+        <w:t>11. QA &amp; Testplan</w:t>
+      </w:r>
+    </w:p>
+    <w:p>
+      <w:pPr>
+        <w:numPr>
+          <w:ilvl w:val="0"/>
+          <w:numId w:val="35"/>
+        </w:numPr>
+        <w:rPr>
+          <w:b/>
+          <w:bCs/>
+          <w:lang w:val="en-US"/>
+        </w:rPr>
+      </w:pPr>
+      <w:r>
+        <w:rPr>
+          <w:b/>
+          <w:bCs/>
+          <w:lang w:val="en-US"/>
+        </w:rPr>
+        <w:t>Unit tests: Services (FilmMetadataService, PaymentService), Policies.</w:t>
+      </w:r>
+    </w:p>
+    <w:p>
+      <w:pPr>
+        <w:numPr>
+          <w:ilvl w:val="0"/>
+          <w:numId w:val="35"/>
+        </w:numPr>
+        <w:rPr>
+          <w:b/>
+          <w:bCs/>
+          <w:lang w:val="en-US"/>
+        </w:rPr>
+      </w:pPr>
+      <w:r>
+        <w:rPr>
+          <w:b/>
+          <w:bCs/>
+          <w:lang w:val="en-US"/>
+        </w:rPr>
         <w:lastRenderedPageBreak/>
-        <w:t>Home: korte vestiging-info, draaiende films (week vooruit), filters (datum, vandaag, verwacht).</w:t>
-      </w:r>
-    </w:p>
-    <w:p>
-      <w:pPr>
-        <w:numPr>
-          <w:ilvl w:val="0"/>
-          <w:numId w:val="31"/>
-        </w:numPr>
-        <w:rPr>
-          <w:b/>
-          <w:bCs/>
-        </w:rPr>
-      </w:pPr>
-      <w:r>
-        <w:rPr>
-          <w:b/>
-          <w:bCs/>
-        </w:rPr>
-        <w:t>Filmagenda: filter UI (checkbox/radio), categorie dropdown; klik → film detail.</w:t>
-      </w:r>
-    </w:p>
-    <w:p>
-      <w:pPr>
-        <w:numPr>
-          <w:ilvl w:val="0"/>
-          <w:numId w:val="31"/>
-        </w:numPr>
-        <w:rPr>
-          <w:b/>
-          <w:bCs/>
-        </w:rPr>
-      </w:pPr>
-      <w:r>
-        <w:rPr>
-          <w:b/>
-          <w:bCs/>
-        </w:rPr>
-        <w:t>Filmpagina: lijst + doorklik naar informatiepagina.</w:t>
-      </w:r>
-    </w:p>
-    <w:p>
-      <w:pPr>
-        <w:numPr>
-          <w:ilvl w:val="0"/>
-          <w:numId w:val="31"/>
-        </w:numPr>
-        <w:rPr>
-          <w:b/>
-          <w:bCs/>
-        </w:rPr>
-      </w:pPr>
-      <w:r>
-        <w:rPr>
-          <w:b/>
-          <w:bCs/>
-        </w:rPr>
-        <w:t>Informatiepagina film: poster, beschrijving, genre(s), lengte, land, releasedatum, regisseur, acteurs (met foto), kijkwijzer-iconen, trailer (iframe), CTA “Tickets”.</w:t>
-      </w:r>
-    </w:p>
-    <w:p>
-      <w:pPr>
-        <w:numPr>
-          <w:ilvl w:val="0"/>
-          <w:numId w:val="31"/>
-        </w:numPr>
-        <w:rPr>
-          <w:b/>
-          <w:bCs/>
-        </w:rPr>
-      </w:pPr>
-      <w:r>
-        <w:rPr>
-          <w:b/>
-          <w:bCs/>
-        </w:rPr>
-        <w:t>Bestelpagina: 5-staps flow; validaties; dynamische prijsberekening; iDEAL/creditcard/bon.</w:t>
-      </w:r>
-    </w:p>
-    <w:p>
-      <w:pPr>
-        <w:rPr>
-          <w:b/>
-          <w:bCs/>
-        </w:rPr>
-      </w:pPr>
-      <w:r>
-        <w:rPr>
-          <w:b/>
-          <w:bCs/>
-        </w:rPr>
-        <w:t>8.3 Stoelkaart (Seat Map)</w:t>
-      </w:r>
-    </w:p>
-    <w:p>
-      <w:pPr>
-        <w:numPr>
-          <w:ilvl w:val="0"/>
-          <w:numId w:val="32"/>
-        </w:numPr>
-        <w:rPr>
-          <w:b/>
-          <w:bCs/>
-        </w:rPr>
-      </w:pPr>
-      <w:r>
-        <w:rPr>
-          <w:b/>
-          <w:bCs/>
-        </w:rPr>
-        <w:t>Representatie: seat_map_json met rijen/kolommen en labels; rendering als SVG/Canvas.</w:t>
-      </w:r>
-    </w:p>
-    <w:p>
-      <w:pPr>
-        <w:numPr>
-          <w:ilvl w:val="0"/>
-          <w:numId w:val="32"/>
-        </w:numPr>
-        <w:rPr>
-          <w:b/>
-          <w:bCs/>
-        </w:rPr>
-      </w:pPr>
-      <w:r>
-        <w:rPr>
-          <w:b/>
-          <w:bCs/>
-        </w:rPr>
-        <w:t>Selectieflow: beschikbaar → geselecteerd → bevestigd; disabled voor bezet.</w:t>
-      </w:r>
-    </w:p>
-    <w:p>
-      <w:pPr>
-        <w:numPr>
-          <w:ilvl w:val="0"/>
-          <w:numId w:val="32"/>
-        </w:numPr>
-        <w:rPr>
-          <w:b/>
-          <w:bCs/>
-        </w:rPr>
-      </w:pPr>
-      <w:r>
-        <w:rPr>
-          <w:b/>
-          <w:bCs/>
-        </w:rPr>
-        <w:t>Locking: server lock per stoel (Redis key met TTL, bijv. 5 min).</w:t>
-      </w:r>
-    </w:p>
-    <w:p>
-      <w:pPr>
-        <w:rPr>
-          <w:b/>
-          <w:bCs/>
-        </w:rPr>
-      </w:pPr>
-      <w:r>
-        <w:rPr>
-          <w:b/>
-          <w:bCs/>
-        </w:rPr>
-        <w:t>9. Business Logica</w:t>
-      </w:r>
-    </w:p>
-    <w:p>
-      <w:pPr>
-        <w:numPr>
-          <w:ilvl w:val="0"/>
-          <w:numId w:val="33"/>
-        </w:numPr>
-        <w:rPr>
-          <w:b/>
-          <w:bCs/>
-        </w:rPr>
-      </w:pPr>
-      <w:r>
-        <w:rPr>
-          <w:b/>
-          <w:bCs/>
-        </w:rPr>
-        <w:t>Minimale prijs per film is ondergrens voor base_price in Showtimes; validatie in Admin UI.</w:t>
-      </w:r>
-    </w:p>
-    <w:p>
-      <w:pPr>
-        <w:numPr>
-          <w:ilvl w:val="0"/>
-          <w:numId w:val="33"/>
-        </w:numPr>
-        <w:rPr>
-          <w:b/>
-          <w:bCs/>
-        </w:rPr>
-      </w:pPr>
-      <w:r>
-        <w:rPr>
-          <w:b/>
-          <w:bCs/>
-        </w:rPr>
-        <w:t>Prijsklassen: uitbreiding mogelijk via price_tiers (optioneel).</w:t>
-      </w:r>
-    </w:p>
-    <w:p>
-      <w:pPr>
-        <w:numPr>
-          <w:ilvl w:val="0"/>
-          <w:numId w:val="33"/>
-        </w:numPr>
-        <w:rPr>
-          <w:b/>
-          <w:bCs/>
-        </w:rPr>
-      </w:pPr>
-      <w:r>
-        <w:rPr>
-          <w:b/>
-          <w:bCs/>
-        </w:rPr>
-        <w:t>Annuleren: tickets alleen voor pending/paid via policy + PSP refund API (indien ondersteund).</w:t>
-      </w:r>
-    </w:p>
-    <w:p>
-      <w:pPr>
-        <w:numPr>
-          <w:ilvl w:val="0"/>
-          <w:numId w:val="33"/>
-        </w:numPr>
-        <w:rPr>
-          <w:b/>
-          <w:bCs/>
-          <w:lang w:val="en-US"/>
-        </w:rPr>
-      </w:pPr>
-      <w:r>
-        <w:rPr>
-          <w:b/>
-          <w:bCs/>
-          <w:lang w:val="en-US"/>
-        </w:rPr>
-        <w:t>Rapportage (nice-to-have): dagelijkse ETL job → sales_summaries.</w:t>
-      </w:r>
-    </w:p>
-    <w:p>
-      <w:pPr>
-        <w:rPr>
-          <w:b/>
-          <w:bCs/>
-        </w:rPr>
-      </w:pPr>
-      <w:r>
-        <w:rPr>
-          <w:b/>
-          <w:bCs/>
-        </w:rPr>
-        <w:t>10. Validatie &amp; Foutenafhandeling</w:t>
-      </w:r>
-    </w:p>
-    <w:p>
-      <w:pPr>
-        <w:numPr>
-          <w:ilvl w:val="0"/>
-          <w:numId w:val="34"/>
-        </w:numPr>
-        <w:rPr>
-          <w:b/>
-          <w:bCs/>
-          <w:lang w:val="en-US"/>
-        </w:rPr>
-      </w:pPr>
-      <w:r>
-        <w:rPr>
-          <w:b/>
-          <w:bCs/>
-          <w:lang w:val="en-US"/>
-        </w:rPr>
-        <w:t>Server-side validation messages (Laravel FormRequests).</w:t>
-      </w:r>
-    </w:p>
-    <w:p>
-      <w:pPr>
-        <w:numPr>
-          <w:ilvl w:val="0"/>
-          <w:numId w:val="34"/>
-        </w:numPr>
-        <w:rPr>
-          <w:b/>
-          <w:bCs/>
-          <w:lang w:val="en-US"/>
-        </w:rPr>
-      </w:pPr>
-      <w:r>
-        <w:rPr>
-          <w:b/>
-          <w:bCs/>
-          <w:lang w:val="en-US"/>
-        </w:rPr>
-        <w:t>Gestandaardiseerde error body {error: code, message, details}.</w:t>
-      </w:r>
-    </w:p>
-    <w:p>
-      <w:pPr>
-        <w:numPr>
-          <w:ilvl w:val="0"/>
-          <w:numId w:val="34"/>
-        </w:numPr>
-        <w:rPr>
-          <w:b/>
-          <w:bCs/>
-        </w:rPr>
-      </w:pPr>
-      <w:r>
-        <w:rPr>
-          <w:b/>
-          <w:bCs/>
-        </w:rPr>
-        <w:t>404’s voor onbekende film/vert.</w:t>
-      </w:r>
-    </w:p>
-    <w:p>
-      <w:pPr>
-        <w:numPr>
-          <w:ilvl w:val="0"/>
-          <w:numId w:val="34"/>
-        </w:numPr>
-        <w:rPr>
-          <w:b/>
-          <w:bCs/>
-        </w:rPr>
-      </w:pPr>
-      <w:r>
-        <w:rPr>
-          <w:b/>
-          <w:bCs/>
-        </w:rPr>
-        <w:t>PSP timeouts → uservriendelijke melding + retry.</w:t>
-      </w:r>
-    </w:p>
-    <w:p>
-      <w:pPr>
-        <w:rPr>
-          <w:b/>
-          <w:bCs/>
-        </w:rPr>
-      </w:pPr>
-      <w:r>
-        <w:rPr>
-          <w:b/>
-          <w:bCs/>
-        </w:rPr>
-        <w:t>11. QA &amp; Testplan</w:t>
+        <w:t>Feature tests: bestelflow, auth, RBAC.</w:t>
       </w:r>
     </w:p>
     <w:p>
@@ -2803,16 +2792,14 @@
         <w:rPr>
           <w:b/>
           <w:bCs/>
-          <w:lang w:val="en-US"/>
-        </w:rPr>
-      </w:pPr>
-      <w:r>
-        <w:rPr>
-          <w:b/>
-          <w:bCs/>
-          <w:lang w:val="en-US"/>
-        </w:rPr>
-        <w:t>Unit tests: Services (FilmMetadataService, PaymentService), Policies.</w:t>
+        </w:rPr>
+      </w:pPr>
+      <w:r>
+        <w:rPr>
+          <w:b/>
+          <w:bCs/>
+        </w:rPr>
+        <w:t>Browser tests (Dusk/Playwright): stoelselectie, filters, formulieren.</w:t>
       </w:r>
     </w:p>
     <w:p>
@@ -2833,47 +2820,6 @@
           <w:bCs/>
           <w:lang w:val="en-US"/>
         </w:rPr>
-        <w:t>Feature tests: bestelflow, auth, RBAC.</w:t>
-      </w:r>
-    </w:p>
-    <w:p>
-      <w:pPr>
-        <w:numPr>
-          <w:ilvl w:val="0"/>
-          <w:numId w:val="35"/>
-        </w:numPr>
-        <w:rPr>
-          <w:b/>
-          <w:bCs/>
-        </w:rPr>
-      </w:pPr>
-      <w:r>
-        <w:rPr>
-          <w:b/>
-          <w:bCs/>
-        </w:rPr>
-        <w:t>Browser tests (Dusk/Playwright): stoelselectie, filters, formulieren.</w:t>
-      </w:r>
-    </w:p>
-    <w:p>
-      <w:pPr>
-        <w:numPr>
-          <w:ilvl w:val="0"/>
-          <w:numId w:val="35"/>
-        </w:numPr>
-        <w:rPr>
-          <w:b/>
-          <w:bCs/>
-          <w:lang w:val="en-US"/>
-        </w:rPr>
-      </w:pPr>
-      <w:r>
-        <w:rPr>
-          <w:b/>
-          <w:bCs/>
-          <w:lang w:val="en-US"/>
-        </w:rPr>
-        <w:lastRenderedPageBreak/>
         <w:t>Performance tests: showtimes list (100+), seat-lock concurrency.</w:t>
       </w:r>
     </w:p>
@@ -3367,6 +3313,7 @@
           <w:b/>
           <w:bCs/>
         </w:rPr>
+        <w:lastRenderedPageBreak/>
         <w:t>10 sep 12:00</w:t>
       </w:r>
       <w:r>
@@ -3403,7 +3350,6 @@
           <w:b/>
           <w:bCs/>
         </w:rPr>
-        <w:lastRenderedPageBreak/>
         <w:t>25 sep</w:t>
       </w:r>
       <w:r>
@@ -3455,6 +3401,13 @@
           <w:b/>
           <w:bCs/>
         </w:rPr>
+        <w:t>**</w:t>
+      </w:r>
+      <w:r>
+        <w:rPr>
+          <w:b/>
+          <w:bCs/>
+        </w:rPr>
         <w:t>Frontend framework</w:t>
       </w:r>
       <w:r>
@@ -3468,6 +3421,13 @@
           <w:numId w:val="3"/>
         </w:numPr>
       </w:pPr>
+      <w:r>
+        <w:rPr>
+          <w:b/>
+          <w:bCs/>
+        </w:rPr>
+        <w:t>**</w:t>
+      </w:r>
       <w:r>
         <w:rPr>
           <w:b/>
